--- a/examples/tutorial/doc/12-visual-analysis-and-reporting.docx
+++ b/examples/tutorial/doc/12-visual-analysis-and-reporting.docx
@@ -2,7 +2,7 @@
 <file path=word/document.xml><?xml version="1.0" encoding="utf-8"?>
 <w:document xmlns:w="http://schemas.openxmlformats.org/wordprocessingml/2006/main" xmlns:m="http://schemas.openxmlformats.org/officeDocument/2006/math" xmlns:r="http://schemas.openxmlformats.org/officeDocument/2006/relationships" xmlns:o="urn:schemas-microsoft-com:office:office" xmlns:v="urn:schemas-microsoft-com:vml" xmlns:w10="urn:schemas-microsoft-com:office:word" xmlns:a="http://schemas.openxmlformats.org/drawingml/2006/main" xmlns:pic="http://schemas.openxmlformats.org/drawingml/2006/picture" xmlns:wp="http://schemas.openxmlformats.org/drawingml/2006/wordprocessingDrawing">
   <w:body>
-    <w:bookmarkStart w:id="23" w:name="X48dcf2b29fda3ec06995faf61839571cd48a726"/>
+    <w:bookmarkStart w:id="12" w:name="X48dcf2b29fda3ec06995faf61839571cd48a726"/>
     <w:p>
       <w:pPr>
         <w:pStyle w:val="Heading2"/>
@@ -33,6 +33,45 @@
       </w:pPr>
       <w:r>
         <w:rPr>
+          <w:rStyle w:val="FunctionTok"/>
+        </w:rPr>
+        <w:t xml:space="preserve">source</w:t>
+      </w:r>
+      <w:r>
+        <w:rPr>
+          <w:rStyle w:val="NormalTok"/>
+        </w:rPr>
+        <w:t xml:space="preserve">(</w:t>
+      </w:r>
+      <w:r>
+        <w:rPr>
+          <w:rStyle w:val="FunctionTok"/>
+        </w:rPr>
+        <w:t xml:space="preserve">url</w:t>
+      </w:r>
+      <w:r>
+        <w:rPr>
+          <w:rStyle w:val="NormalTok"/>
+        </w:rPr>
+        <w:t xml:space="preserve">(</w:t>
+      </w:r>
+      <w:r>
+        <w:rPr>
+          <w:rStyle w:val="StringTok"/>
+        </w:rPr>
+        <w:t xml:space="preserve">"https://raw.githubusercontent.com/cefet-rj-dal/daltoolbox/main/examples/seed.R"</w:t>
+      </w:r>
+      <w:r>
+        <w:rPr>
+          <w:rStyle w:val="NormalTok"/>
+        </w:rPr>
+        <w:t xml:space="preserve">))</w:t>
+      </w:r>
+      <w:r>
+        <w:br/>
+      </w:r>
+      <w:r>
+        <w:rPr>
           <w:rStyle w:val="CommentTok"/>
         </w:rPr>
         <w:t xml:space="preserve"># install.packages(c("daltoolbox", "ggplot2", "RColorBrewer", "dplyr"))</w:t>
@@ -565,18 +604,18 @@
           <wp:inline>
             <wp:extent cx="4620126" cy="3696101"/>
             <wp:effectExtent b="0" l="0" r="0" t="0"/>
-            <wp:docPr descr="" title="" id="21" name="Picture"/>
+            <wp:docPr descr="" title="" id="10" name="Picture"/>
             <a:graphic>
               <a:graphicData uri="http://schemas.openxmlformats.org/drawingml/2006/picture">
                 <pic:pic>
                   <pic:nvPicPr>
-                    <pic:cNvPr descr="/home/gpca/daltoolbox/examples/tutorial/doc/12-visual-analysis-and-reporting_files/figure-docx/unnamed-chunk-3-1.png" id="22" name="Picture"/>
+                    <pic:cNvPr descr="/home/gpca/daltoolbox/examples/tutorial/doc/12-visual-analysis-and-reporting_files/47c856a3b02aea462ae3d27fae39537484ff53fb.png" id="11" name="Picture"/>
                     <pic:cNvPicPr>
                       <a:picLocks noChangeArrowheads="1" noChangeAspect="1"/>
                     </pic:cNvPicPr>
                   </pic:nvPicPr>
                   <pic:blipFill>
-                    <a:blip r:embed="rId20"/>
+                    <a:blip r:embed="rId9"/>
                     <a:stretch>
                       <a:fillRect/>
                     </a:stretch>
@@ -608,7 +647,22 @@
         <w:pStyle w:val="BodyText"/>
       </w:pPr>
       <w:r>
-        <w:t xml:space="preserve">Now create a small comparison table that could appear in a report. The exact numbers are less important than the idea of communicating results in a compact and reproducible way.</w:t>
+        <w:t xml:space="preserve">Now create a small comparison table that could appear in a report. The exact numbers are less important than the idea of communicating results in a compact and reproducible way. Each learner returns class scores, and</w:t>
+      </w:r>
+      <w:r>
+        <w:t xml:space="preserve"> </w:t>
+      </w:r>
+      <w:r>
+        <w:rPr>
+          <w:rStyle w:val="VerbatimChar"/>
+        </w:rPr>
+        <w:t xml:space="preserve">evaluate()</w:t>
+      </w:r>
+      <w:r>
+        <w:t xml:space="preserve"> </w:t>
+      </w:r>
+      <w:r>
+        <w:t xml:space="preserve">summarizes them into the reporting metrics.</w:t>
       </w:r>
     </w:p>
     <w:p>
@@ -619,7 +673,40 @@
         <w:rPr>
           <w:rStyle w:val="FunctionTok"/>
         </w:rPr>
-        <w:t xml:space="preserve">set.seed</w:t>
+        <w:t xml:space="preserve">set_example_seed</w:t>
+      </w:r>
+      <w:r>
+        <w:rPr>
+          <w:rStyle w:val="NormalTok"/>
+        </w:rPr>
+        <w:t xml:space="preserve">()</w:t>
+      </w:r>
+      <w:r>
+        <w:br/>
+      </w:r>
+      <w:r>
+        <w:rPr>
+          <w:rStyle w:val="NormalTok"/>
+        </w:rPr>
+        <w:t xml:space="preserve">sr </w:t>
+      </w:r>
+      <w:r>
+        <w:rPr>
+          <w:rStyle w:val="OtherTok"/>
+        </w:rPr>
+        <w:t xml:space="preserve">&lt;-</w:t>
+      </w:r>
+      <w:r>
+        <w:rPr>
+          <w:rStyle w:val="NormalTok"/>
+        </w:rPr>
+        <w:t xml:space="preserve"> </w:t>
+      </w:r>
+      <w:r>
+        <w:rPr>
+          <w:rStyle w:val="FunctionTok"/>
+        </w:rPr>
+        <w:t xml:space="preserve">train_test</w:t>
       </w:r>
       <w:r>
         <w:rPr>
@@ -629,9 +716,201 @@
       </w:r>
       <w:r>
         <w:rPr>
-          <w:rStyle w:val="DecValTok"/>
-        </w:rPr>
-        <w:t xml:space="preserve">1</w:t>
+          <w:rStyle w:val="FunctionTok"/>
+        </w:rPr>
+        <w:t xml:space="preserve">sample_stratified</w:t>
+      </w:r>
+      <w:r>
+        <w:rPr>
+          <w:rStyle w:val="NormalTok"/>
+        </w:rPr>
+        <w:t xml:space="preserve">(</w:t>
+      </w:r>
+      <w:r>
+        <w:rPr>
+          <w:rStyle w:val="StringTok"/>
+        </w:rPr>
+        <w:t xml:space="preserve">"Species"</w:t>
+      </w:r>
+      <w:r>
+        <w:rPr>
+          <w:rStyle w:val="NormalTok"/>
+        </w:rPr>
+        <w:t xml:space="preserve">), iris)</w:t>
+      </w:r>
+      <w:r>
+        <w:br/>
+      </w:r>
+      <w:r>
+        <w:rPr>
+          <w:rStyle w:val="NormalTok"/>
+        </w:rPr>
+        <w:t xml:space="preserve">slevels </w:t>
+      </w:r>
+      <w:r>
+        <w:rPr>
+          <w:rStyle w:val="OtherTok"/>
+        </w:rPr>
+        <w:t xml:space="preserve">&lt;-</w:t>
+      </w:r>
+      <w:r>
+        <w:rPr>
+          <w:rStyle w:val="NormalTok"/>
+        </w:rPr>
+        <w:t xml:space="preserve"> </w:t>
+      </w:r>
+      <w:r>
+        <w:rPr>
+          <w:rStyle w:val="FunctionTok"/>
+        </w:rPr>
+        <w:t xml:space="preserve">levels</w:t>
+      </w:r>
+      <w:r>
+        <w:rPr>
+          <w:rStyle w:val="NormalTok"/>
+        </w:rPr>
+        <w:t xml:space="preserve">(iris</w:t>
+      </w:r>
+      <w:r>
+        <w:rPr>
+          <w:rStyle w:val="SpecialCharTok"/>
+        </w:rPr>
+        <w:t xml:space="preserve">$</w:t>
+      </w:r>
+      <w:r>
+        <w:rPr>
+          <w:rStyle w:val="NormalTok"/>
+        </w:rPr>
+        <w:t xml:space="preserve">Species)</w:t>
+      </w:r>
+      <w:r>
+        <w:br/>
+      </w:r>
+      <w:r>
+        <w:br/>
+      </w:r>
+      <w:r>
+        <w:rPr>
+          <w:rStyle w:val="NormalTok"/>
+        </w:rPr>
+        <w:t xml:space="preserve">models </w:t>
+      </w:r>
+      <w:r>
+        <w:rPr>
+          <w:rStyle w:val="OtherTok"/>
+        </w:rPr>
+        <w:t xml:space="preserve">&lt;-</w:t>
+      </w:r>
+      <w:r>
+        <w:rPr>
+          <w:rStyle w:val="NormalTok"/>
+        </w:rPr>
+        <w:t xml:space="preserve"> </w:t>
+      </w:r>
+      <w:r>
+        <w:rPr>
+          <w:rStyle w:val="FunctionTok"/>
+        </w:rPr>
+        <w:t xml:space="preserve">list</w:t>
+      </w:r>
+      <w:r>
+        <w:rPr>
+          <w:rStyle w:val="NormalTok"/>
+        </w:rPr>
+        <w:t xml:space="preserve">(</w:t>
+      </w:r>
+      <w:r>
+        <w:br/>
+      </w:r>
+      <w:r>
+        <w:rPr>
+          <w:rStyle w:val="NormalTok"/>
+        </w:rPr>
+        <w:t xml:space="preserve">  </w:t>
+      </w:r>
+      <w:r>
+        <w:rPr>
+          <w:rStyle w:val="AttributeTok"/>
+        </w:rPr>
+        <w:t xml:space="preserve">majority =</w:t>
+      </w:r>
+      <w:r>
+        <w:rPr>
+          <w:rStyle w:val="NormalTok"/>
+        </w:rPr>
+        <w:t xml:space="preserve"> </w:t>
+      </w:r>
+      <w:r>
+        <w:rPr>
+          <w:rStyle w:val="FunctionTok"/>
+        </w:rPr>
+        <w:t xml:space="preserve">cla_majority</w:t>
+      </w:r>
+      <w:r>
+        <w:rPr>
+          <w:rStyle w:val="NormalTok"/>
+        </w:rPr>
+        <w:t xml:space="preserve">(</w:t>
+      </w:r>
+      <w:r>
+        <w:rPr>
+          <w:rStyle w:val="StringTok"/>
+        </w:rPr>
+        <w:t xml:space="preserve">"Species"</w:t>
+      </w:r>
+      <w:r>
+        <w:rPr>
+          <w:rStyle w:val="NormalTok"/>
+        </w:rPr>
+        <w:t xml:space="preserve">, slevels),</w:t>
+      </w:r>
+      <w:r>
+        <w:br/>
+      </w:r>
+      <w:r>
+        <w:rPr>
+          <w:rStyle w:val="NormalTok"/>
+        </w:rPr>
+        <w:t xml:space="preserve">  </w:t>
+      </w:r>
+      <w:r>
+        <w:rPr>
+          <w:rStyle w:val="AttributeTok"/>
+        </w:rPr>
+        <w:t xml:space="preserve">tree =</w:t>
+      </w:r>
+      <w:r>
+        <w:rPr>
+          <w:rStyle w:val="NormalTok"/>
+        </w:rPr>
+        <w:t xml:space="preserve"> </w:t>
+      </w:r>
+      <w:r>
+        <w:rPr>
+          <w:rStyle w:val="FunctionTok"/>
+        </w:rPr>
+        <w:t xml:space="preserve">cla_dtree</w:t>
+      </w:r>
+      <w:r>
+        <w:rPr>
+          <w:rStyle w:val="NormalTok"/>
+        </w:rPr>
+        <w:t xml:space="preserve">(</w:t>
+      </w:r>
+      <w:r>
+        <w:rPr>
+          <w:rStyle w:val="StringTok"/>
+        </w:rPr>
+        <w:t xml:space="preserve">"Species"</w:t>
+      </w:r>
+      <w:r>
+        <w:rPr>
+          <w:rStyle w:val="NormalTok"/>
+        </w:rPr>
+        <w:t xml:space="preserve">, slevels)</w:t>
+      </w:r>
+      <w:r>
+        <w:br/>
       </w:r>
       <w:r>
         <w:rPr>
@@ -643,10 +922,13 @@
         <w:br/>
       </w:r>
       <w:r>
-        <w:rPr>
-          <w:rStyle w:val="NormalTok"/>
-        </w:rPr>
-        <w:t xml:space="preserve">sr </w:t>
+        <w:br/>
+      </w:r>
+      <w:r>
+        <w:rPr>
+          <w:rStyle w:val="NormalTok"/>
+        </w:rPr>
+        <w:t xml:space="preserve">report </w:t>
       </w:r>
       <w:r>
         <w:rPr>
@@ -664,7 +946,7 @@
         <w:rPr>
           <w:rStyle w:val="FunctionTok"/>
         </w:rPr>
-        <w:t xml:space="preserve">train_test</w:t>
+        <w:t xml:space="preserve">lapply</w:t>
       </w:r>
       <w:r>
         <w:rPr>
@@ -676,34 +958,49 @@
         <w:rPr>
           <w:rStyle w:val="FunctionTok"/>
         </w:rPr>
-        <w:t xml:space="preserve">sample_stratified</w:t>
-      </w:r>
-      <w:r>
-        <w:rPr>
-          <w:rStyle w:val="NormalTok"/>
-        </w:rPr>
-        <w:t xml:space="preserve">(</w:t>
-      </w:r>
-      <w:r>
-        <w:rPr>
-          <w:rStyle w:val="StringTok"/>
-        </w:rPr>
-        <w:t xml:space="preserve">"Species"</w:t>
-      </w:r>
-      <w:r>
-        <w:rPr>
-          <w:rStyle w:val="NormalTok"/>
-        </w:rPr>
-        <w:t xml:space="preserve">), iris)</w:t>
-      </w:r>
-      <w:r>
-        <w:br/>
-      </w:r>
-      <w:r>
-        <w:rPr>
-          <w:rStyle w:val="NormalTok"/>
-        </w:rPr>
-        <w:t xml:space="preserve">slevels </w:t>
+        <w:t xml:space="preserve">names</w:t>
+      </w:r>
+      <w:r>
+        <w:rPr>
+          <w:rStyle w:val="NormalTok"/>
+        </w:rPr>
+        <w:t xml:space="preserve">(models), </w:t>
+      </w:r>
+      <w:r>
+        <w:rPr>
+          <w:rStyle w:val="ControlFlowTok"/>
+        </w:rPr>
+        <w:t xml:space="preserve">function</w:t>
+      </w:r>
+      <w:r>
+        <w:rPr>
+          <w:rStyle w:val="NormalTok"/>
+        </w:rPr>
+        <w:t xml:space="preserve">(name) {</w:t>
+      </w:r>
+      <w:r>
+        <w:br/>
+      </w:r>
+      <w:r>
+        <w:rPr>
+          <w:rStyle w:val="FunctionTok"/>
+        </w:rPr>
+        <w:t xml:space="preserve">set_example_seed</w:t>
+      </w:r>
+      <w:r>
+        <w:rPr>
+          <w:rStyle w:val="NormalTok"/>
+        </w:rPr>
+        <w:t xml:space="preserve">()</w:t>
+      </w:r>
+      <w:r>
+        <w:br/>
+      </w:r>
+      <w:r>
+        <w:rPr>
+          <w:rStyle w:val="NormalTok"/>
+        </w:rPr>
+        <w:t xml:space="preserve">  fitted </w:t>
       </w:r>
       <w:r>
         <w:rPr>
@@ -721,13 +1018,13 @@
         <w:rPr>
           <w:rStyle w:val="FunctionTok"/>
         </w:rPr>
-        <w:t xml:space="preserve">levels</w:t>
-      </w:r>
-      <w:r>
-        <w:rPr>
-          <w:rStyle w:val="NormalTok"/>
-        </w:rPr>
-        <w:t xml:space="preserve">(iris</w:t>
+        <w:t xml:space="preserve">fit</w:t>
+      </w:r>
+      <w:r>
+        <w:rPr>
+          <w:rStyle w:val="NormalTok"/>
+        </w:rPr>
+        <w:t xml:space="preserve">(models[[name]], sr</w:t>
       </w:r>
       <w:r>
         <w:rPr>
@@ -739,19 +1036,16 @@
         <w:rPr>
           <w:rStyle w:val="NormalTok"/>
         </w:rPr>
-        <w:t xml:space="preserve">Species)</w:t>
-      </w:r>
-      <w:r>
-        <w:br/>
-      </w:r>
-      <w:r>
-        <w:br/>
-      </w:r>
-      <w:r>
-        <w:rPr>
-          <w:rStyle w:val="NormalTok"/>
-        </w:rPr>
-        <w:t xml:space="preserve">models </w:t>
+        <w:t xml:space="preserve">train)</w:t>
+      </w:r>
+      <w:r>
+        <w:br/>
+      </w:r>
+      <w:r>
+        <w:rPr>
+          <w:rStyle w:val="NormalTok"/>
+        </w:rPr>
+        <w:t xml:space="preserve">  pred </w:t>
       </w:r>
       <w:r>
         <w:rPr>
@@ -769,28 +1063,40 @@
         <w:rPr>
           <w:rStyle w:val="FunctionTok"/>
         </w:rPr>
-        <w:t xml:space="preserve">list</w:t>
-      </w:r>
-      <w:r>
-        <w:rPr>
-          <w:rStyle w:val="NormalTok"/>
-        </w:rPr>
-        <w:t xml:space="preserve">(</w:t>
-      </w:r>
-      <w:r>
-        <w:br/>
-      </w:r>
-      <w:r>
-        <w:rPr>
-          <w:rStyle w:val="NormalTok"/>
-        </w:rPr>
-        <w:t xml:space="preserve">  </w:t>
-      </w:r>
-      <w:r>
-        <w:rPr>
-          <w:rStyle w:val="AttributeTok"/>
-        </w:rPr>
-        <w:t xml:space="preserve">majority =</w:t>
+        <w:t xml:space="preserve">predict</w:t>
+      </w:r>
+      <w:r>
+        <w:rPr>
+          <w:rStyle w:val="NormalTok"/>
+        </w:rPr>
+        <w:t xml:space="preserve">(fitted, sr</w:t>
+      </w:r>
+      <w:r>
+        <w:rPr>
+          <w:rStyle w:val="SpecialCharTok"/>
+        </w:rPr>
+        <w:t xml:space="preserve">$</w:t>
+      </w:r>
+      <w:r>
+        <w:rPr>
+          <w:rStyle w:val="NormalTok"/>
+        </w:rPr>
+        <w:t xml:space="preserve">test)</w:t>
+      </w:r>
+      <w:r>
+        <w:br/>
+      </w:r>
+      <w:r>
+        <w:rPr>
+          <w:rStyle w:val="NormalTok"/>
+        </w:rPr>
+        <w:t xml:space="preserve">  metrics </w:t>
+      </w:r>
+      <w:r>
+        <w:rPr>
+          <w:rStyle w:val="OtherTok"/>
+        </w:rPr>
+        <w:t xml:space="preserve">&lt;-</w:t>
       </w:r>
       <w:r>
         <w:rPr>
@@ -802,172 +1108,13 @@
         <w:rPr>
           <w:rStyle w:val="FunctionTok"/>
         </w:rPr>
-        <w:t xml:space="preserve">cla_majority</w:t>
-      </w:r>
-      <w:r>
-        <w:rPr>
-          <w:rStyle w:val="NormalTok"/>
-        </w:rPr>
-        <w:t xml:space="preserve">(</w:t>
-      </w:r>
-      <w:r>
-        <w:rPr>
-          <w:rStyle w:val="StringTok"/>
-        </w:rPr>
-        <w:t xml:space="preserve">"Species"</w:t>
-      </w:r>
-      <w:r>
-        <w:rPr>
-          <w:rStyle w:val="NormalTok"/>
-        </w:rPr>
-        <w:t xml:space="preserve">, slevels),</w:t>
-      </w:r>
-      <w:r>
-        <w:br/>
-      </w:r>
-      <w:r>
-        <w:rPr>
-          <w:rStyle w:val="NormalTok"/>
-        </w:rPr>
-        <w:t xml:space="preserve">  </w:t>
-      </w:r>
-      <w:r>
-        <w:rPr>
-          <w:rStyle w:val="AttributeTok"/>
-        </w:rPr>
-        <w:t xml:space="preserve">tree =</w:t>
-      </w:r>
-      <w:r>
-        <w:rPr>
-          <w:rStyle w:val="NormalTok"/>
-        </w:rPr>
-        <w:t xml:space="preserve"> </w:t>
-      </w:r>
-      <w:r>
-        <w:rPr>
-          <w:rStyle w:val="FunctionTok"/>
-        </w:rPr>
-        <w:t xml:space="preserve">cla_dtree</w:t>
-      </w:r>
-      <w:r>
-        <w:rPr>
-          <w:rStyle w:val="NormalTok"/>
-        </w:rPr>
-        <w:t xml:space="preserve">(</w:t>
-      </w:r>
-      <w:r>
-        <w:rPr>
-          <w:rStyle w:val="StringTok"/>
-        </w:rPr>
-        <w:t xml:space="preserve">"Species"</w:t>
-      </w:r>
-      <w:r>
-        <w:rPr>
-          <w:rStyle w:val="NormalTok"/>
-        </w:rPr>
-        <w:t xml:space="preserve">, slevels)</w:t>
-      </w:r>
-      <w:r>
-        <w:br/>
-      </w:r>
-      <w:r>
-        <w:rPr>
-          <w:rStyle w:val="NormalTok"/>
-        </w:rPr>
-        <w:t xml:space="preserve">)</w:t>
-      </w:r>
-      <w:r>
-        <w:br/>
-      </w:r>
-      <w:r>
-        <w:br/>
-      </w:r>
-      <w:r>
-        <w:rPr>
-          <w:rStyle w:val="NormalTok"/>
-        </w:rPr>
-        <w:t xml:space="preserve">report </w:t>
-      </w:r>
-      <w:r>
-        <w:rPr>
-          <w:rStyle w:val="OtherTok"/>
-        </w:rPr>
-        <w:t xml:space="preserve">&lt;-</w:t>
-      </w:r>
-      <w:r>
-        <w:rPr>
-          <w:rStyle w:val="NormalTok"/>
-        </w:rPr>
-        <w:t xml:space="preserve"> </w:t>
-      </w:r>
-      <w:r>
-        <w:rPr>
-          <w:rStyle w:val="FunctionTok"/>
-        </w:rPr>
-        <w:t xml:space="preserve">lapply</w:t>
-      </w:r>
-      <w:r>
-        <w:rPr>
-          <w:rStyle w:val="NormalTok"/>
-        </w:rPr>
-        <w:t xml:space="preserve">(</w:t>
-      </w:r>
-      <w:r>
-        <w:rPr>
-          <w:rStyle w:val="FunctionTok"/>
-        </w:rPr>
-        <w:t xml:space="preserve">names</w:t>
-      </w:r>
-      <w:r>
-        <w:rPr>
-          <w:rStyle w:val="NormalTok"/>
-        </w:rPr>
-        <w:t xml:space="preserve">(models), </w:t>
-      </w:r>
-      <w:r>
-        <w:rPr>
-          <w:rStyle w:val="ControlFlowTok"/>
-        </w:rPr>
-        <w:t xml:space="preserve">function</w:t>
-      </w:r>
-      <w:r>
-        <w:rPr>
-          <w:rStyle w:val="NormalTok"/>
-        </w:rPr>
-        <w:t xml:space="preserve">(name) {</w:t>
-      </w:r>
-      <w:r>
-        <w:br/>
-      </w:r>
-      <w:r>
-        <w:rPr>
-          <w:rStyle w:val="NormalTok"/>
-        </w:rPr>
-        <w:t xml:space="preserve">  fitted </w:t>
-      </w:r>
-      <w:r>
-        <w:rPr>
-          <w:rStyle w:val="OtherTok"/>
-        </w:rPr>
-        <w:t xml:space="preserve">&lt;-</w:t>
-      </w:r>
-      <w:r>
-        <w:rPr>
-          <w:rStyle w:val="NormalTok"/>
-        </w:rPr>
-        <w:t xml:space="preserve"> </w:t>
-      </w:r>
-      <w:r>
-        <w:rPr>
-          <w:rStyle w:val="FunctionTok"/>
-        </w:rPr>
-        <w:t xml:space="preserve">fit</w:t>
-      </w:r>
-      <w:r>
-        <w:rPr>
-          <w:rStyle w:val="NormalTok"/>
-        </w:rPr>
-        <w:t xml:space="preserve">(models[[name]], sr</w:t>
+        <w:t xml:space="preserve">evaluate</w:t>
+      </w:r>
+      <w:r>
+        <w:rPr>
+          <w:rStyle w:val="NormalTok"/>
+        </w:rPr>
+        <w:t xml:space="preserve">(fitted, sr</w:t>
       </w:r>
       <w:r>
         <w:rPr>
@@ -979,40 +1126,7 @@
         <w:rPr>
           <w:rStyle w:val="NormalTok"/>
         </w:rPr>
-        <w:t xml:space="preserve">train)</w:t>
-      </w:r>
-      <w:r>
-        <w:br/>
-      </w:r>
-      <w:r>
-        <w:rPr>
-          <w:rStyle w:val="NormalTok"/>
-        </w:rPr>
-        <w:t xml:space="preserve">  pred </w:t>
-      </w:r>
-      <w:r>
-        <w:rPr>
-          <w:rStyle w:val="OtherTok"/>
-        </w:rPr>
-        <w:t xml:space="preserve">&lt;-</w:t>
-      </w:r>
-      <w:r>
-        <w:rPr>
-          <w:rStyle w:val="NormalTok"/>
-        </w:rPr>
-        <w:t xml:space="preserve"> </w:t>
-      </w:r>
-      <w:r>
-        <w:rPr>
-          <w:rStyle w:val="FunctionTok"/>
-        </w:rPr>
-        <w:t xml:space="preserve">predict</w:t>
-      </w:r>
-      <w:r>
-        <w:rPr>
-          <w:rStyle w:val="NormalTok"/>
-        </w:rPr>
-        <w:t xml:space="preserve">(fitted, sr</w:t>
+        <w:t xml:space="preserve">test</w:t>
       </w:r>
       <w:r>
         <w:rPr>
@@ -1024,76 +1138,7 @@
         <w:rPr>
           <w:rStyle w:val="NormalTok"/>
         </w:rPr>
-        <w:t xml:space="preserve">test)</w:t>
-      </w:r>
-      <w:r>
-        <w:br/>
-      </w:r>
-      <w:r>
-        <w:rPr>
-          <w:rStyle w:val="NormalTok"/>
-        </w:rPr>
-        <w:t xml:space="preserve">  metrics </w:t>
-      </w:r>
-      <w:r>
-        <w:rPr>
-          <w:rStyle w:val="OtherTok"/>
-        </w:rPr>
-        <w:t xml:space="preserve">&lt;-</w:t>
-      </w:r>
-      <w:r>
-        <w:rPr>
-          <w:rStyle w:val="NormalTok"/>
-        </w:rPr>
-        <w:t xml:space="preserve"> </w:t>
-      </w:r>
-      <w:r>
-        <w:rPr>
-          <w:rStyle w:val="FunctionTok"/>
-        </w:rPr>
-        <w:t xml:space="preserve">evaluate</w:t>
-      </w:r>
-      <w:r>
-        <w:rPr>
-          <w:rStyle w:val="NormalTok"/>
-        </w:rPr>
-        <w:t xml:space="preserve">(fitted, </w:t>
-      </w:r>
-      <w:r>
-        <w:rPr>
-          <w:rStyle w:val="FunctionTok"/>
-        </w:rPr>
-        <w:t xml:space="preserve">adjust_class_label</w:t>
-      </w:r>
-      <w:r>
-        <w:rPr>
-          <w:rStyle w:val="NormalTok"/>
-        </w:rPr>
-        <w:t xml:space="preserve">(sr</w:t>
-      </w:r>
-      <w:r>
-        <w:rPr>
-          <w:rStyle w:val="SpecialCharTok"/>
-        </w:rPr>
-        <w:t xml:space="preserve">$</w:t>
-      </w:r>
-      <w:r>
-        <w:rPr>
-          <w:rStyle w:val="NormalTok"/>
-        </w:rPr>
-        <w:t xml:space="preserve">test</w:t>
-      </w:r>
-      <w:r>
-        <w:rPr>
-          <w:rStyle w:val="SpecialCharTok"/>
-        </w:rPr>
-        <w:t xml:space="preserve">$</w:t>
-      </w:r>
-      <w:r>
-        <w:rPr>
-          <w:rStyle w:val="NormalTok"/>
-        </w:rPr>
-        <w:t xml:space="preserve">Species), pred)</w:t>
+        <w:t xml:space="preserve">Species, pred)</w:t>
       </w:r>
       <w:r>
         <w:rPr>
@@ -1311,7 +1356,7 @@
         <w:rPr>
           <w:rStyle w:val="VerbatimChar"/>
         </w:rPr>
-        <w:t xml:space="preserve">## accuracy1        tree  0.9666667</w:t>
+        <w:t xml:space="preserve">## accuracy1        tree  0.9333333</w:t>
       </w:r>
       <w:r>
         <w:br/>
@@ -1403,7 +1448,7 @@
         <w:t xml:space="preserve">For teaching purposes, this tutorial shows that analysis and communication should be treated as part of the same workflow.</w:t>
       </w:r>
     </w:p>
-    <w:bookmarkEnd w:id="23"/>
+    <w:bookmarkEnd w:id="12"/>
     <w:sectPr>
       <w:footnotePr>
         <w:numRestart w:val="eachSect"/>
@@ -1525,10 +1570,10 @@
   <w:docDefaults>
     <w:rPrDefault>
       <w:rPr>
-        <w:rFonts w:asciiTheme="minorHAnsi" w:cstheme="minorBidi" w:eastAsiaTheme="minorHAnsi" w:hAnsiTheme="minorHAnsi"/>
+        <w:rFonts w:asciiTheme="minorHAnsi" w:cstheme="minorBidi" w:eastAsiaTheme="minorEastAsia" w:hAnsiTheme="minorHAnsi"/>
         <w:sz w:val="24"/>
         <w:szCs w:val="24"/>
-        <w:lang w:bidi="ar-SA" w:eastAsia="en-US" w:val="en-US"/>
+        <w:lang w:bidi="ar-SA" w:eastAsia="zh-CN" w:val="en-US"/>
       </w:rPr>
     </w:rPrDefault>
     <w:pPrDefault>
@@ -2069,13 +2114,6 @@
       </w:tblCellMar>
     </w:tblPr>
     <w:tblStylePr w:type="firstRow">
-      <w:tblPr>
-        <w:jc w:val="left"/>
-        <w:tblInd w:type="dxa" w:w="0"/>
-      </w:tblPr>
-      <w:trPr>
-        <w:jc w:val="left"/>
-      </w:trPr>
       <w:tcPr>
         <w:tcBorders>
           <w:bottom w:val="single"/>
